--- a/hub/files/PA5.5.docx
+++ b/hub/files/PA5.5.docx
@@ -171,7 +171,20 @@
               <w:rPr>
                 <w:sz w:val="19"/>
               </w:rPr>
-              <w:t>Canvas — one ~1-page report incl. the funnel table from Appendix A</w:t>
+              <w:t>Canvas — one ~1-page report (</w:t>
+            </w:r>
+            <w:r>
+              <w:rPr>
+                <w:b/>
+                <w:sz w:val="19"/>
+              </w:rPr>
+              <w:t>.docx</w:t>
+            </w:r>
+            <w:r>
+              <w:rPr>
+                <w:sz w:val="19"/>
+              </w:rPr>
+              <w:t>) incl. the funnel table from Appendix A</w:t>
             </w:r>
           </w:p>
         </w:tc>
@@ -239,8 +252,12 @@
     </w:p>
     <w:p>
       <w:pPr>
-        <w:pStyle w:val="ListNumber"/>
+        <w:ind w:left="432" w:hanging="432"/>
       </w:pPr>
+      <w:r>
+        <w:t>1.</w:t>
+        <w:tab/>
+      </w:r>
       <w:r>
         <w:rPr>
           <w:b/>
@@ -262,8 +279,12 @@
     </w:p>
     <w:p>
       <w:pPr>
-        <w:pStyle w:val="ListNumber"/>
+        <w:ind w:left="432" w:hanging="432"/>
       </w:pPr>
+      <w:r>
+        <w:t>2.</w:t>
+        <w:tab/>
+      </w:r>
       <w:r>
         <w:rPr>
           <w:b/>
@@ -285,8 +306,12 @@
     </w:p>
     <w:p>
       <w:pPr>
-        <w:pStyle w:val="ListNumber"/>
+        <w:ind w:left="432" w:hanging="432"/>
       </w:pPr>
+      <w:r>
+        <w:t>3.</w:t>
+        <w:tab/>
+      </w:r>
       <w:r>
         <w:rPr>
           <w:b/>
@@ -299,8 +324,12 @@
     </w:p>
     <w:p>
       <w:pPr>
-        <w:pStyle w:val="ListNumber"/>
+        <w:ind w:left="432" w:hanging="432"/>
       </w:pPr>
+      <w:r>
+        <w:t>4.</w:t>
+        <w:tab/>
+      </w:r>
       <w:r>
         <w:rPr>
           <w:b/>
@@ -313,8 +342,12 @@
     </w:p>
     <w:p>
       <w:pPr>
-        <w:pStyle w:val="ListNumber"/>
+        <w:ind w:left="432" w:hanging="432"/>
       </w:pPr>
+      <w:r>
+        <w:t>5.</w:t>
+        <w:tab/>
+      </w:r>
       <w:r>
         <w:rPr>
           <w:b/>

--- a/hub/files/PA5.5.docx
+++ b/hub/files/PA5.5.docx
@@ -265,7 +265,7 @@
         <w:t>Use Dr. Lin's official survey link on Canvas</w:t>
       </w:r>
       <w:r>
-        <w:t xml:space="preserve">, and ask every respondent to select </w:t>
+        <w:t xml:space="preserve"> — the class common core (the aytm questionnaire plus a demographic block), so every team's data line up with the n = 600 panel; your PA4 draft was the practice version. Ask every respondent to select </w:t>
       </w:r>
       <w:r>
         <w:rPr>
@@ -405,7 +405,7 @@
         <w:t xml:space="preserve">☐  </w:t>
       </w:r>
       <w:r>
-        <w:t>Reflection: what worked, what didn't (specific observations — including the channel that underperformed), one concrete suggestion</w:t>
+        <w:t>Reflection: what worked, what didn't (specific observations — including anything that underperformed, if it did), one concrete suggestion</w:t>
       </w:r>
     </w:p>
     <w:p>

--- a/hub/files/PA5.5.docx
+++ b/hub/files/PA5.5.docx
@@ -28,13 +28,11 @@
           <w:p>
             <w:r>
               <w:rPr>
-                <w:b/>
                 <w:sz w:val="19"/>
               </w:rPr>
             </w:r>
             <w:r>
               <w:rPr>
-                <w:b/>
                 <w:sz w:val="19"/>
               </w:rPr>
               <w:t>Points</w:t>
@@ -48,13 +46,11 @@
           <w:p>
             <w:r>
               <w:rPr>
-                <w:b/>
                 <w:sz w:val="19"/>
               </w:rPr>
             </w:r>
             <w:r>
               <w:rPr>
-                <w:b/>
                 <w:sz w:val="19"/>
               </w:rPr>
               <w:t>3 (term project — graded on the /100 rubric below, scaled to 3 pts)</w:t>
@@ -171,20 +167,20 @@
               <w:rPr>
                 <w:sz w:val="19"/>
               </w:rPr>
-              <w:t>Canvas — one ~1-page report (</w:t>
+              <w:t xml:space="preserve">Canvas — the filled </w:t>
             </w:r>
             <w:r>
               <w:rPr>
                 <w:b/>
                 <w:sz w:val="19"/>
               </w:rPr>
-              <w:t>.docx</w:t>
+              <w:t>submission template</w:t>
             </w:r>
             <w:r>
               <w:rPr>
                 <w:sz w:val="19"/>
               </w:rPr>
-              <w:t>) incl. the funnel table from Appendix A</w:t>
+              <w:t xml:space="preserve"> (PA5.5_Assignment_2026FA_Template.docx): your ~1-page report incl. the funnel table from Appendix A</w:t>
             </w:r>
           </w:p>
         </w:tc>
@@ -218,6 +214,26 @@
       </w:r>
       <w:r>
         <w:t>'s fielding-QA block → Now the real thing: your own five respondents.</w:t>
+      </w:r>
+    </w:p>
+    <w:p>
+      <w:r>
+        <w:rPr>
+          <w:b/>
+        </w:rPr>
+        <w:t>Two files to download.</w:t>
+      </w:r>
+      <w:r>
+        <w:t xml:space="preserve"> This brief is the instructions. You type your report only in the </w:t>
+      </w:r>
+      <w:r>
+        <w:rPr>
+          <w:b/>
+        </w:rPr>
+        <w:t>submission template</w:t>
+      </w:r>
+      <w:r>
+        <w:t xml:space="preserve"> (PA5.5_Assignment_2026FA_Template.docx), and that is the file you upload.</w:t>
       </w:r>
     </w:p>
     <w:p>
@@ -319,7 +335,7 @@
         <w:t>Track the four numbers as you go:</w:t>
       </w:r>
       <w:r>
-        <w:t xml:space="preserve"> contacts made (estimates OK) → qualified (passed screeners) → completes → counted toward your quota (selected your name). They are four different numbers — keep them distinct, per channel where you can.</w:t>
+        <w:t xml:space="preserve"> contacts made (estimates OK) → qualified (passed screeners) → completes → counted toward your quota (selected your name). They are four different numbers — keep them distinct, per channel where you can. Your Counted column must match the Form responses that selected your name; the instructor checks it against the Form.</w:t>
       </w:r>
     </w:p>
     <w:p>
@@ -352,7 +368,7 @@
         <w:rPr>
           <w:b/>
         </w:rPr>
-        <w:t>Write the report (~1 page):</w:t>
+        <w:t>Write the report (~1 page) in the submission template:</w:t>
       </w:r>
       <w:r>
         <w:t xml:space="preserve"> your method with named venues, dates/time blocks, channels, and the screener wording you used; the funnel table; then your reflection — what worked, what surprised you, and one concrete suggestion (a mechanism, not a wish) for improving the fielding process.</w:t>
@@ -364,6 +380,29 @@
       </w:pPr>
       <w:r>
         <w:t>What to submit</w:t>
+      </w:r>
+    </w:p>
+    <w:p>
+      <w:pPr>
+        <w:ind w:left="360"/>
+      </w:pPr>
+      <w:r>
+        <w:rPr>
+          <w:b/>
+        </w:rPr>
+        <w:t xml:space="preserve">☐  </w:t>
+      </w:r>
+      <w:r>
+        <w:t xml:space="preserve">The filled </w:t>
+      </w:r>
+      <w:r>
+        <w:rPr>
+          <w:b/>
+        </w:rPr>
+        <w:t>submission template</w:t>
+      </w:r>
+      <w:r>
+        <w:t>, holding everything below</w:t>
       </w:r>
     </w:p>
     <w:p>
@@ -839,201 +878,42 @@
         <w:pStyle w:val="Heading2"/>
       </w:pPr>
       <w:r>
-        <w:t>Appendix A — Four-number funnel (fill this out)</w:t>
+        <w:t>Appendix A — Report: method, four-number funnel, reflection (fill this out)</w:t>
       </w:r>
     </w:p>
-    <w:tbl>
-      <w:tblPr>
-        <w:tblStyle w:val="TableGrid"/>
-        <w:tblW w:type="auto" w:w="0"/>
-        <w:tblLook w:firstColumn="1" w:firstRow="1" w:lastColumn="0" w:lastRow="0" w:noHBand="0" w:noVBand="1" w:val="04A0"/>
-      </w:tblPr>
-      <w:tblGrid>
-        <w:gridCol w:w="1987"/>
-        <w:gridCol w:w="1987"/>
-        <w:gridCol w:w="1987"/>
-        <w:gridCol w:w="1987"/>
-        <w:gridCol w:w="1987"/>
-      </w:tblGrid>
-      <w:tr>
-        <w:tc>
-          <w:tcPr>
-            <w:tcW w:type="dxa" w:w="1987"/>
-          </w:tcPr>
-          <w:p>
-            <w:r>
-              <w:rPr>
-                <w:b/>
-                <w:sz w:val="19"/>
-              </w:rPr>
-            </w:r>
-            <w:r>
-              <w:rPr>
-                <w:b/>
-                <w:sz w:val="19"/>
-              </w:rPr>
-              <w:t>Channel</w:t>
-            </w:r>
-          </w:p>
-        </w:tc>
-        <w:tc>
-          <w:tcPr>
-            <w:tcW w:type="dxa" w:w="1987"/>
-          </w:tcPr>
-          <w:p>
-            <w:r>
-              <w:rPr>
-                <w:b/>
-                <w:sz w:val="19"/>
-              </w:rPr>
-            </w:r>
-            <w:r>
-              <w:rPr>
-                <w:b/>
-                <w:sz w:val="19"/>
-              </w:rPr>
-              <w:t>Contacts</w:t>
-            </w:r>
-          </w:p>
-        </w:tc>
-        <w:tc>
-          <w:tcPr>
-            <w:tcW w:type="dxa" w:w="1987"/>
-          </w:tcPr>
-          <w:p>
-            <w:r>
-              <w:rPr>
-                <w:b/>
-                <w:sz w:val="19"/>
-              </w:rPr>
-            </w:r>
-            <w:r>
-              <w:rPr>
-                <w:b/>
-                <w:sz w:val="19"/>
-              </w:rPr>
-              <w:t>Qualified (passed screeners)</w:t>
-            </w:r>
-          </w:p>
-        </w:tc>
-        <w:tc>
-          <w:tcPr>
-            <w:tcW w:type="dxa" w:w="1987"/>
-          </w:tcPr>
-          <w:p>
-            <w:r>
-              <w:rPr>
-                <w:b/>
-                <w:sz w:val="19"/>
-              </w:rPr>
-            </w:r>
-            <w:r>
-              <w:rPr>
-                <w:b/>
-                <w:sz w:val="19"/>
-              </w:rPr>
-              <w:t>Completes</w:t>
-            </w:r>
-          </w:p>
-        </w:tc>
-        <w:tc>
-          <w:tcPr>
-            <w:tcW w:type="dxa" w:w="1987"/>
-          </w:tcPr>
-          <w:p>
-            <w:r>
-              <w:rPr>
-                <w:b/>
-                <w:sz w:val="19"/>
-              </w:rPr>
-            </w:r>
-            <w:r>
-              <w:rPr>
-                <w:b/>
-                <w:sz w:val="19"/>
-              </w:rPr>
-              <w:t>Counted (selected your name)</w:t>
-            </w:r>
-          </w:p>
-        </w:tc>
-      </w:tr>
-      <w:tr>
-        <w:tc>
-          <w:tcPr>
-            <w:tcW w:type="dxa" w:w="1987"/>
-          </w:tcPr>
-          <w:p>
-            <w:r>
-              <w:rPr>
-                <w:sz w:val="19"/>
-              </w:rPr>
-            </w:r>
-            <w:r>
-              <w:rPr>
-                <w:b/>
-                <w:sz w:val="19"/>
-              </w:rPr>
-              <w:t>Total</w:t>
-            </w:r>
-          </w:p>
-        </w:tc>
-        <w:tc>
-          <w:tcPr>
-            <w:tcW w:type="dxa" w:w="1987"/>
-          </w:tcPr>
-          <w:p>
-            <w:r>
-              <w:rPr>
-                <w:sz w:val="19"/>
-              </w:rPr>
-            </w:r>
-          </w:p>
-        </w:tc>
-        <w:tc>
-          <w:tcPr>
-            <w:tcW w:type="dxa" w:w="1987"/>
-          </w:tcPr>
-          <w:p>
-            <w:r>
-              <w:rPr>
-                <w:sz w:val="19"/>
-              </w:rPr>
-            </w:r>
-          </w:p>
-        </w:tc>
-        <w:tc>
-          <w:tcPr>
-            <w:tcW w:type="dxa" w:w="1987"/>
-          </w:tcPr>
-          <w:p>
-            <w:r>
-              <w:rPr>
-                <w:sz w:val="19"/>
-              </w:rPr>
-            </w:r>
-          </w:p>
-        </w:tc>
-        <w:tc>
-          <w:tcPr>
-            <w:tcW w:type="dxa" w:w="1987"/>
-          </w:tcPr>
-          <w:p>
-            <w:r>
-              <w:rPr>
-                <w:sz w:val="19"/>
-              </w:rPr>
-            </w:r>
-          </w:p>
-        </w:tc>
-      </w:tr>
-    </w:tbl>
-    <w:p/>
     <w:p>
+      <w:pPr>
+        <w:ind w:left="432"/>
+      </w:pPr>
       <w:r>
         <w:rPr>
           <w:b/>
+          <w:i/>
+          <w:sz w:val="19"/>
         </w:rPr>
-        <w:t>Response rate = total completes ÷ total contacts = ______ %</w:t>
+        <w:t>Fill this in the separate submission template, not here:</w:t>
+      </w:r>
+      <w:r>
+        <w:rPr>
+          <w:i/>
+          <w:sz w:val="19"/>
+        </w:rPr>
+        <w:t xml:space="preserve"> download </w:t>
+      </w:r>
+      <w:r>
+        <w:rPr>
+          <w:b/>
+          <w:i/>
+          <w:sz w:val="19"/>
+        </w:rPr>
+        <w:t>PA5.5_Assignment_2026FA_Template.docx</w:t>
+      </w:r>
+      <w:r>
+        <w:rPr>
+          <w:i/>
+          <w:sz w:val="19"/>
+        </w:rPr>
+        <w:t xml:space="preserve"> (next to this brief on the Course Hub and in Canvas), fill it in, and upload that file. This document is instructions only; nothing in it is graded.</w:t>
       </w:r>
     </w:p>
     <w:p>

--- a/hub/files/PA5.5.docx
+++ b/hub/files/PA5.5.docx
@@ -255,7 +255,16 @@
         <w:t>5 completed, qualified surveys</w:t>
       </w:r>
       <w:r>
-        <w:t xml:space="preserve"> following your team's PA5 plan, then report how it actually went. The core of the report is four numbers kept distinct — contacts → qualified → completes → counted — and the response rate they imply. Your five join the combined pool (this class's wave + the existing student survey + the aytm n = 600 benchmark) that your PA6/PA7 analysis runs on.</w:t>
+        <w:t xml:space="preserve"> following your team's PA5 plan, then report how it actually went. Up to 3 of your 5 may come from friends and family; </w:t>
+      </w:r>
+      <w:r>
+        <w:rPr>
+          <w:b/>
+        </w:rPr>
+        <w:t>at least 2 must come from people outside friends and family</w:t>
+      </w:r>
+      <w:r>
+        <w:t xml:space="preserve"> (people you did not know before, reached at a named venue or through a named local community channel). The core of the report is four numbers kept distinct — contacts → qualified → completes → counted — and the response rate they imply. Your five join the combined pool (this class's wave + the existing student survey + the aytm n = 600 benchmark) that your PA6/PA7 analysis runs on.</w:t>
       </w:r>
     </w:p>
     <w:p>
@@ -317,7 +326,7 @@
         <w:t>before</w:t>
       </w:r>
       <w:r>
-        <w:t xml:space="preserve"> you pitch: qualified = passes the screeners (homeowner / usable outdoor space). Respondents who terminate at a screener are useful contacts but do not count toward your 5. Collecting beyond 5 is welcome — it strengthens the team pool.</w:t>
+        <w:t xml:space="preserve"> you pitch: qualified = passes the screeners (homeowner / usable outdoor space). Respondents who terminate at a screener are useful contacts but do not count toward your 5. Of your counted 5, at least 2 must be from outside friends and family; classmates never count. Collecting beyond 5 is welcome — it strengthens the team pool.</w:t>
       </w:r>
     </w:p>
     <w:p>
@@ -335,7 +344,7 @@
         <w:t>Track the four numbers as you go:</w:t>
       </w:r>
       <w:r>
-        <w:t xml:space="preserve"> contacts made (estimates OK) → qualified (passed screeners) → completes → counted toward your quota (selected your name). They are four different numbers — keep them distinct, per channel where you can. Your Counted column must match the Form responses that selected your name; the instructor checks it against the Form.</w:t>
+        <w:t xml:space="preserve"> contacts made (estimates OK) → qualified (passed screeners) → completes → counted toward your quota (selected your name). They are four different numbers — keep them distinct, per channel, with friends and family as its own channel row. Your Counted column must match the Form responses that selected your name; the instructor checks it against the Form.</w:t>
       </w:r>
     </w:p>
     <w:p>
@@ -430,7 +439,7 @@
         <w:t xml:space="preserve">☐  </w:t>
       </w:r>
       <w:r>
-        <w:t>Filled four-number funnel + response rate (Appendix A)</w:t>
+        <w:t>Filled four-number funnel + response rate (Appendix A), with at least 2 counted completes from outside friends and family</w:t>
       </w:r>
     </w:p>
     <w:p>
@@ -649,7 +658,7 @@
               <w:rPr>
                 <w:sz w:val="19"/>
               </w:rPr>
-              <w:t>Screened before the ask, with the verbal screener wording stated; channels chosen for homeowner fit, not convenience alone</w:t>
+              <w:t>Screened before the ask, with the verbal screener wording stated; at least 2 of your counted 5 from outside friends and family, through channels chosen for homeowner fit</w:t>
             </w:r>
           </w:p>
         </w:tc>

--- a/hub/files/PA5.5.docx
+++ b/hub/files/PA5.5.docx
@@ -287,10 +287,10 @@
         <w:rPr>
           <w:b/>
         </w:rPr>
-        <w:t>Use Dr. Lin's official survey link on Canvas</w:t>
+        <w:t>Use Dr. Lin's official survey link: [https://forms.gle/HxCkUKYNjBSfKs3D7](https://forms.gle/HxCkUKYNjBSfKs3D7)</w:t>
       </w:r>
       <w:r>
-        <w:t xml:space="preserve"> — the class common core (the aytm questionnaire plus a demographic block), so every team's data line up with the n = 600 panel; your PA4 draft was the practice version. Ask every respondent to select </w:t>
+        <w:t xml:space="preserve"> — one link for the whole class (never a copy or your own form). It is the class common core (the aytm questionnaire plus a demographic block), so every team's data line up with the n = 600 panel; your PA4 draft was the practice version. Ask every respondent to select </w:t>
       </w:r>
       <w:r>
         <w:rPr>
@@ -299,7 +299,7 @@
         <w:t>your name</w:t>
       </w:r>
       <w:r>
-        <w:t xml:space="preserve"> at the end — that is how completes count toward your quota. Recruiting materials (flyer, QR code) are on Canvas.</w:t>
+        <w:t xml:space="preserve"> (first name + last initial) at the end — that is how completes count toward your quota. Respondents can enter a $25 gift-card drawing on the last page — mention it when you pitch. Recruiting materials (flyer, QR code) are on Canvas.</w:t>
       </w:r>
     </w:p>
     <w:p>

--- a/hub/files/PA5.5.docx
+++ b/hub/files/PA5.5.docx
@@ -299,7 +299,7 @@
         <w:t>your name</w:t>
       </w:r>
       <w:r>
-        <w:t xml:space="preserve"> (first name + last initial) at the end — that is how completes count toward your quota. Respondents can enter a $25 gift-card drawing on the last page — mention it when you pitch. Recruiting materials (flyer, QR code) are on Canvas.</w:t>
+        <w:t xml:space="preserve"> (first name + last initial) at the end — that is how completes count toward your quota. Respondents can enter a $25 gift-card drawing on the last page — mention it when you pitch. A printable flyer (write your name on its "Shared by" line) and the QR code are linked on this card and on Canvas.</w:t>
       </w:r>
     </w:p>
     <w:p>
